--- a/FIX_TOKENIZATION_API/REGDIN013 - 937185_IS150600 Cambios en LifeCycleNotification.docx
+++ b/FIX_TOKENIZATION_API/REGDIN013 - 937185_IS150600 Cambios en LifeCycleNotification.docx
@@ -54,8 +54,8 @@
         <w:tblLook w:firstRow="1" w:noVBand="1" w:lastRow="0" w:firstColumn="1" w:lastColumn="0" w:noHBand="0" w:val="04a0"/>
       </w:tblPr>
       <w:tblGrid>
-        <w:gridCol w:w="1178"/>
-        <w:gridCol w:w="2213"/>
+        <w:gridCol w:w="1177"/>
+        <w:gridCol w:w="2214"/>
         <w:gridCol w:w="1258"/>
         <w:gridCol w:w="1674"/>
         <w:gridCol w:w="1688"/>
@@ -67,7 +67,7 @@
         </w:trPr>
         <w:tc>
           <w:tcPr>
-            <w:tcW w:w="1178" w:type="dxa"/>
+            <w:tcW w:w="1177" w:type="dxa"/>
             <w:tcBorders/>
             <w:shd w:color="auto" w:fill="000000" w:themeFill="text1" w:val="clear"/>
             <w:vAlign w:val="center"/>
@@ -100,7 +100,7 @@
         </w:tc>
         <w:tc>
           <w:tcPr>
-            <w:tcW w:w="2213" w:type="dxa"/>
+            <w:tcW w:w="2214" w:type="dxa"/>
             <w:tcBorders/>
             <w:shd w:color="auto" w:fill="000000" w:themeFill="text1" w:val="clear"/>
             <w:vAlign w:val="center"/>
@@ -270,7 +270,7 @@
         </w:trPr>
         <w:tc>
           <w:tcPr>
-            <w:tcW w:w="1178" w:type="dxa"/>
+            <w:tcW w:w="1177" w:type="dxa"/>
             <w:tcBorders/>
             <w:vAlign w:val="center"/>
           </w:tcPr>
@@ -300,7 +300,7 @@
         </w:tc>
         <w:tc>
           <w:tcPr>
-            <w:tcW w:w="2213" w:type="dxa"/>
+            <w:tcW w:w="2214" w:type="dxa"/>
             <w:tcBorders/>
             <w:vAlign w:val="center"/>
           </w:tcPr>
@@ -379,15 +379,6 @@
                   </w:rPr>
                   <w:t>12/8/2026</w:t>
                 </w:r>
-                <w:r>
-                  <w:rPr>
-                    <w:rFonts w:eastAsia="Times New Roman" w:cs="Arial" w:ascii="Arial" w:hAnsi="Arial"/>
-                    <w:kern w:val="0"/>
-                    <w:sz w:val="18"/>
-                    <w:szCs w:val="18"/>
-                    <w:lang w:val="es-419" w:bidi="ar-SA"/>
-                  </w:rPr>
-                </w:r>
               </w:sdtContent>
             </w:sdt>
           </w:p>
@@ -485,7 +476,7 @@
         </w:trPr>
         <w:tc>
           <w:tcPr>
-            <w:tcW w:w="1178" w:type="dxa"/>
+            <w:tcW w:w="1177" w:type="dxa"/>
             <w:tcBorders/>
             <w:vAlign w:val="center"/>
           </w:tcPr>
@@ -512,7 +503,7 @@
         </w:tc>
         <w:tc>
           <w:tcPr>
-            <w:tcW w:w="2213" w:type="dxa"/>
+            <w:tcW w:w="2214" w:type="dxa"/>
             <w:tcBorders/>
             <w:vAlign w:val="center"/>
           </w:tcPr>
@@ -1511,32 +1502,49 @@
               <w:pStyle w:val="Header"/>
               <w:widowControl/>
               <w:numPr>
-                <w:ilvl w:val="0"/>
-                <w:numId w:val="0"/>
+                <w:ilvl w:val="1"/>
+                <w:numId w:val="3"/>
               </w:numPr>
               <w:spacing w:before="0" w:after="0"/>
-              <w:ind w:hanging="0" w:left="720"/>
-              <w:jc w:val="left"/>
+              <w:jc w:val="both"/>
+              <w:rPr>
+                <w:b w:val="false"/>
+                <w:bCs w:val="false"/>
+              </w:rPr>
+            </w:pPr>
+            <w:r>
+              <w:rPr>
+                <w:rFonts w:eastAsia="Times New Roman" w:cs="Arial" w:ascii="Arial" w:hAnsi="Arial"/>
+                <w:b w:val="false"/>
+                <w:bCs w:val="false"/>
+                <w:color w:val="auto"/>
+                <w:kern w:val="0"/>
+                <w:sz w:val="18"/>
+                <w:szCs w:val="18"/>
+                <w:lang w:val="es-SV" w:eastAsia="en-US" w:bidi="ar-SA"/>
+              </w:rPr>
+              <w:t>Dentro del código se comentan los datos de la Wallet Provider, esta adecuación se realiza ya que del lado del proveedor Fiserv, los quitaron como campos requeridos.</w:t>
+            </w:r>
+          </w:p>
+          <w:p>
+            <w:pPr>
+              <w:pStyle w:val="Header"/>
+              <w:widowControl/>
+              <w:spacing w:before="0" w:after="0"/>
+              <w:jc w:val="both"/>
               <w:rPr>
                 <w:rFonts w:ascii="Arial" w:hAnsi="Arial" w:eastAsia="Times New Roman" w:cs="Arial"/>
                 <w:b/>
                 <w:bCs/>
+                <w:color w:val="auto"/>
                 <w:kern w:val="0"/>
                 <w:sz w:val="18"/>
                 <w:szCs w:val="18"/>
-                <w:lang w:bidi="ar-SA"/>
-              </w:rPr>
-            </w:pPr>
-            <w:r>
-              <w:rPr>
-                <w:rFonts w:eastAsia="Times New Roman" w:cs="Arial" w:ascii="Arial" w:hAnsi="Arial"/>
-                <w:b/>
-                <w:bCs/>
-                <w:kern w:val="0"/>
-                <w:sz w:val="18"/>
-                <w:szCs w:val="18"/>
-                <w:lang w:bidi="ar-SA"/>
-              </w:rPr>
+                <w:lang w:val="es-SV" w:eastAsia="en-US" w:bidi="ar-SA"/>
+              </w:rPr>
+            </w:pPr>
+            <w:r>
+              <w:rPr/>
             </w:r>
           </w:p>
           <w:p>
@@ -1565,98 +1573,122 @@
                 <w:rFonts w:eastAsia="Times New Roman" w:cs="Arial" w:ascii="Arial" w:hAnsi="Arial"/>
                 <w:b/>
                 <w:bCs/>
+                <w:kern w:val="0"/>
+                <w:sz w:val="18"/>
+                <w:szCs w:val="18"/>
+                <w:lang w:bidi="ar-SA"/>
+              </w:rPr>
+              <w:drawing>
+                <wp:anchor behindDoc="0" distT="0" distB="0" distL="0" distR="0" simplePos="0" locked="0" layoutInCell="0" allowOverlap="1" relativeHeight="6">
+                  <wp:simplePos x="0" y="0"/>
+                  <wp:positionH relativeFrom="column">
+                    <wp:align>center</wp:align>
+                  </wp:positionH>
+                  <wp:positionV relativeFrom="paragraph">
+                    <wp:posOffset>635</wp:posOffset>
+                  </wp:positionV>
+                  <wp:extent cx="3078480" cy="1087755"/>
+                  <wp:effectExtent l="0" t="0" r="0" b="0"/>
+                  <wp:wrapSquare wrapText="largest"/>
+                  <wp:docPr id="1" name="Imagen2" descr=""/>
+                  <wp:cNvGraphicFramePr>
+                    <a:graphicFrameLocks xmlns:a="http://schemas.openxmlformats.org/drawingml/2006/main" noChangeAspect="1"/>
+                  </wp:cNvGraphicFramePr>
+                  <a:graphic xmlns:a="http://schemas.openxmlformats.org/drawingml/2006/main">
+                    <a:graphicData uri="http://schemas.openxmlformats.org/drawingml/2006/picture">
+                      <pic:pic xmlns:pic="http://schemas.openxmlformats.org/drawingml/2006/picture">
+                        <pic:nvPicPr>
+                          <pic:cNvPr id="1" name="Imagen2" descr=""/>
+                          <pic:cNvPicPr>
+                            <a:picLocks noChangeAspect="1" noChangeArrowheads="1"/>
+                          </pic:cNvPicPr>
+                        </pic:nvPicPr>
+                        <pic:blipFill>
+                          <a:blip r:embed="rId2"/>
+                          <a:stretch>
+                            <a:fillRect/>
+                          </a:stretch>
+                        </pic:blipFill>
+                        <pic:spPr bwMode="auto">
+                          <a:xfrm>
+                            <a:off x="0" y="0"/>
+                            <a:ext cx="3078480" cy="1087755"/>
+                          </a:xfrm>
+                          <a:prstGeom prst="rect">
+                            <a:avLst/>
+                          </a:prstGeom>
+                        </pic:spPr>
+                      </pic:pic>
+                    </a:graphicData>
+                  </a:graphic>
+                </wp:anchor>
+              </w:drawing>
+            </w:r>
+            <w:r>
+              <w:rPr>
+                <w:rFonts w:eastAsia="Times New Roman" w:cs="Arial" w:ascii="Arial" w:hAnsi="Arial"/>
+                <w:b/>
+                <w:bCs/>
+                <w:kern w:val="0"/>
+                <w:sz w:val="18"/>
+                <w:szCs w:val="18"/>
+                <w:lang w:bidi="ar-SA"/>
+              </w:rPr>
+              <w:t>D</w:t>
+            </w:r>
+          </w:p>
+          <w:p>
+            <w:pPr>
+              <w:pStyle w:val="Header"/>
+              <w:widowControl/>
+              <w:numPr>
+                <w:ilvl w:val="0"/>
+                <w:numId w:val="0"/>
+              </w:numPr>
+              <w:spacing w:before="0" w:after="0"/>
+              <w:ind w:hanging="0" w:left="720"/>
+              <w:jc w:val="left"/>
+              <w:rPr>
+                <w:rFonts w:ascii="Arial" w:hAnsi="Arial" w:eastAsia="Times New Roman" w:cs="Arial"/>
+                <w:b/>
+                <w:bCs/>
+                <w:kern w:val="0"/>
+                <w:sz w:val="18"/>
+                <w:szCs w:val="18"/>
+                <w:lang w:bidi="ar-SA"/>
+              </w:rPr>
+            </w:pPr>
+            <w:r>
+              <w:rPr>
+                <w:rFonts w:eastAsia="Times New Roman" w:cs="Arial" w:ascii="Arial" w:hAnsi="Arial"/>
+                <w:b/>
+                <w:bCs/>
+                <w:kern w:val="0"/>
+                <w:sz w:val="18"/>
+                <w:szCs w:val="18"/>
+                <w:lang w:bidi="ar-SA"/>
+              </w:rPr>
+            </w:r>
+          </w:p>
+          <w:p>
+            <w:pPr>
+              <w:pStyle w:val="Header"/>
+              <w:widowControl/>
+              <w:suppressAutoHyphens w:val="true"/>
+              <w:overflowPunct w:val="true"/>
+              <w:bidi w:val="0"/>
+              <w:spacing w:before="0" w:after="0"/>
+              <w:jc w:val="left"/>
+              <w:textAlignment w:val="baseline"/>
+              <w:rPr>
+                <w:rFonts w:ascii="Arial" w:hAnsi="Arial" w:eastAsia="Times New Roman" w:cs="Arial"/>
+                <w:b/>
+                <w:bCs/>
                 <w:color w:val="000000"/>
                 <w:kern w:val="0"/>
                 <w:sz w:val="18"/>
                 <w:szCs w:val="18"/>
                 <w:lang w:val="es-SV" w:eastAsia="en-US" w:bidi="ar-SA"/>
-              </w:rPr>
-            </w:r>
-          </w:p>
-          <w:p>
-            <w:pPr>
-              <w:pStyle w:val="Header"/>
-              <w:widowControl/>
-              <w:suppressAutoHyphens w:val="true"/>
-              <w:overflowPunct w:val="false"/>
-              <w:bidi w:val="0"/>
-              <w:spacing w:before="0" w:after="0"/>
-              <w:jc w:val="left"/>
-              <w:textAlignment w:val="baseline"/>
-              <w:rPr>
-                <w:rFonts w:ascii="Arial" w:hAnsi="Arial" w:eastAsia="Times New Roman" w:cs="Arial"/>
-                <w:b/>
-                <w:bCs/>
-                <w:color w:val="000000"/>
-                <w:kern w:val="0"/>
-                <w:sz w:val="18"/>
-                <w:szCs w:val="18"/>
-                <w:lang w:val="es-SV" w:eastAsia="en-US" w:bidi="ar-SA"/>
-              </w:rPr>
-            </w:pPr>
-            <w:r>
-              <w:rPr>
-                <w:rFonts w:cs="Arial" w:ascii="Arial" w:hAnsi="Arial"/>
-                <w:bCs/>
-                <w:sz w:val="18"/>
-                <w:szCs w:val="18"/>
-              </w:rPr>
-            </w:r>
-          </w:p>
-          <w:p>
-            <w:pPr>
-              <w:pStyle w:val="Header"/>
-              <w:widowControl/>
-              <w:spacing w:before="0" w:after="0"/>
-              <w:ind w:hanging="0" w:left="0"/>
-              <w:jc w:val="both"/>
-              <w:rPr/>
-            </w:pPr>
-            <w:r>
-              <w:rPr>
-                <w:rFonts w:cs="Arial" w:ascii="Arial" w:hAnsi="Arial"/>
-                <w:b/>
-                <w:bCs/>
-                <w:color w:val="008000"/>
-                <w:sz w:val="18"/>
-                <w:szCs w:val="18"/>
-              </w:rPr>
-              <w:t>Para este caso el api retornara todas las tarjetas con las que el cliente cuenta, así como con la información de la tarjeta (cardHolderName, ExpirationDate, pan) dentro del campo encrypteden así como unicamente el pan en el campo panEncrypted, ambos en formato JWE.</w:t>
-            </w:r>
-          </w:p>
-          <w:p>
-            <w:pPr>
-              <w:pStyle w:val="Header"/>
-              <w:widowControl/>
-              <w:spacing w:before="0" w:after="0"/>
-              <w:jc w:val="left"/>
-              <w:rPr>
-                <w:rFonts w:ascii="Arial" w:hAnsi="Arial" w:cs="Arial"/>
-                <w:bCs/>
-                <w:sz w:val="18"/>
-                <w:szCs w:val="18"/>
-              </w:rPr>
-            </w:pPr>
-            <w:r>
-              <w:rPr>
-                <w:rFonts w:cs="Arial" w:ascii="Arial" w:hAnsi="Arial"/>
-                <w:bCs/>
-                <w:sz w:val="18"/>
-                <w:szCs w:val="18"/>
-              </w:rPr>
-            </w:r>
-          </w:p>
-          <w:p>
-            <w:pPr>
-              <w:pStyle w:val="Header"/>
-              <w:widowControl/>
-              <w:spacing w:before="0" w:after="0"/>
-              <w:jc w:val="left"/>
-              <w:rPr>
-                <w:rFonts w:ascii="Arial" w:hAnsi="Arial" w:cs="Arial"/>
-                <w:bCs/>
-                <w:sz w:val="18"/>
-                <w:szCs w:val="18"/>
               </w:rPr>
             </w:pPr>
             <w:r>
@@ -1699,7 +1731,7 @@
                 <w:numId w:val="2"/>
               </w:numPr>
               <w:suppressAutoHyphens w:val="true"/>
-              <w:overflowPunct w:val="false"/>
+              <w:overflowPunct w:val="true"/>
               <w:bidi w:val="0"/>
               <w:spacing w:before="0" w:after="0"/>
               <w:jc w:val="both"/>
@@ -1717,7 +1749,33 @@
                 <w:szCs w:val="18"/>
                 <w:lang w:val="es-SV" w:eastAsia="en-US" w:bidi="ar-SA"/>
               </w:rPr>
-              <w:t>Prueba con Wallet GooglePay, filtrando con tokenReferenceId y lastFourdCard de la tarjeta.</w:t>
+              <w:t xml:space="preserve">Prueba </w:t>
+            </w:r>
+            <w:r>
+              <w:rPr>
+                <w:rFonts w:eastAsia="Times New Roman" w:cs="Arial" w:ascii="Arial" w:hAnsi="Arial"/>
+                <w:b/>
+                <w:bCs/>
+                <w:color w:val="000000"/>
+                <w:kern w:val="0"/>
+                <w:sz w:val="18"/>
+                <w:szCs w:val="18"/>
+                <w:lang w:val="es-SV" w:eastAsia="en-US" w:bidi="ar-SA"/>
+              </w:rPr>
+              <w:t>de api lifeCucleNotification</w:t>
+            </w:r>
+            <w:r>
+              <w:rPr>
+                <w:rFonts w:eastAsia="Times New Roman" w:cs="Arial" w:ascii="Arial" w:hAnsi="Arial"/>
+                <w:b/>
+                <w:bCs/>
+                <w:color w:val="000000"/>
+                <w:kern w:val="0"/>
+                <w:sz w:val="18"/>
+                <w:szCs w:val="18"/>
+                <w:lang w:val="es-SV" w:eastAsia="en-US" w:bidi="ar-SA"/>
+              </w:rPr>
+              <w:t>.</w:t>
             </w:r>
           </w:p>
           <w:p>
@@ -1725,7 +1783,7 @@
               <w:pStyle w:val="Header"/>
               <w:widowControl/>
               <w:suppressAutoHyphens w:val="true"/>
-              <w:overflowPunct w:val="false"/>
+              <w:overflowPunct w:val="true"/>
               <w:bidi w:val="0"/>
               <w:spacing w:before="0" w:after="0"/>
               <w:jc w:val="left"/>
@@ -1747,7 +1805,96 @@
               <w:pStyle w:val="Header"/>
               <w:widowControl/>
               <w:suppressAutoHyphens w:val="true"/>
-              <w:overflowPunct w:val="false"/>
+              <w:overflowPunct w:val="true"/>
+              <w:bidi w:val="0"/>
+              <w:spacing w:before="0" w:after="0"/>
+              <w:jc w:val="left"/>
+              <w:textAlignment w:val="baseline"/>
+              <w:rPr>
+                <w:sz w:val="18"/>
+                <w:szCs w:val="18"/>
+              </w:rPr>
+            </w:pPr>
+            <w:r>
+              <w:rPr>
+                <w:sz w:val="18"/>
+                <w:szCs w:val="18"/>
+              </w:rPr>
+            </w:r>
+          </w:p>
+          <w:p>
+            <w:pPr>
+              <w:pStyle w:val="Header"/>
+              <w:widowControl/>
+              <w:suppressAutoHyphens w:val="true"/>
+              <w:overflowPunct w:val="true"/>
+              <w:bidi w:val="0"/>
+              <w:spacing w:before="0" w:after="0"/>
+              <w:jc w:val="left"/>
+              <w:textAlignment w:val="baseline"/>
+              <w:rPr>
+                <w:sz w:val="18"/>
+                <w:szCs w:val="18"/>
+              </w:rPr>
+            </w:pPr>
+            <w:r>
+              <w:rPr>
+                <w:sz w:val="18"/>
+                <w:szCs w:val="18"/>
+              </w:rPr>
+              <w:drawing>
+                <wp:anchor behindDoc="0" distT="0" distB="0" distL="0" distR="0" simplePos="0" locked="0" layoutInCell="0" allowOverlap="1" relativeHeight="5">
+                  <wp:simplePos x="0" y="0"/>
+                  <wp:positionH relativeFrom="column">
+                    <wp:align>center</wp:align>
+                  </wp:positionH>
+                  <wp:positionV relativeFrom="paragraph">
+                    <wp:posOffset>635</wp:posOffset>
+                  </wp:positionV>
+                  <wp:extent cx="3535680" cy="1389380"/>
+                  <wp:effectExtent l="0" t="0" r="0" b="0"/>
+                  <wp:wrapSquare wrapText="largest"/>
+                  <wp:docPr id="2" name="Imagen1" descr=""/>
+                  <wp:cNvGraphicFramePr>
+                    <a:graphicFrameLocks xmlns:a="http://schemas.openxmlformats.org/drawingml/2006/main" noChangeAspect="1"/>
+                  </wp:cNvGraphicFramePr>
+                  <a:graphic xmlns:a="http://schemas.openxmlformats.org/drawingml/2006/main">
+                    <a:graphicData uri="http://schemas.openxmlformats.org/drawingml/2006/picture">
+                      <pic:pic xmlns:pic="http://schemas.openxmlformats.org/drawingml/2006/picture">
+                        <pic:nvPicPr>
+                          <pic:cNvPr id="2" name="Imagen1" descr=""/>
+                          <pic:cNvPicPr>
+                            <a:picLocks noChangeAspect="1" noChangeArrowheads="1"/>
+                          </pic:cNvPicPr>
+                        </pic:nvPicPr>
+                        <pic:blipFill>
+                          <a:blip r:embed="rId3"/>
+                          <a:stretch>
+                            <a:fillRect/>
+                          </a:stretch>
+                        </pic:blipFill>
+                        <pic:spPr bwMode="auto">
+                          <a:xfrm>
+                            <a:off x="0" y="0"/>
+                            <a:ext cx="3535680" cy="1389380"/>
+                          </a:xfrm>
+                          <a:prstGeom prst="rect">
+                            <a:avLst/>
+                          </a:prstGeom>
+                        </pic:spPr>
+                      </pic:pic>
+                    </a:graphicData>
+                  </a:graphic>
+                </wp:anchor>
+              </w:drawing>
+            </w:r>
+          </w:p>
+          <w:p>
+            <w:pPr>
+              <w:pStyle w:val="Header"/>
+              <w:widowControl/>
+              <w:suppressAutoHyphens w:val="true"/>
+              <w:overflowPunct w:val="true"/>
               <w:bidi w:val="0"/>
               <w:spacing w:before="0" w:after="0"/>
               <w:jc w:val="left"/>
@@ -1773,7 +1920,7 @@
                 <w:numId w:val="0"/>
               </w:numPr>
               <w:suppressAutoHyphens w:val="true"/>
-              <w:overflowPunct w:val="false"/>
+              <w:overflowPunct w:val="true"/>
               <w:bidi w:val="0"/>
               <w:spacing w:before="0" w:after="0"/>
               <w:ind w:hanging="0" w:left="720"/>
@@ -2702,12 +2849,12 @@
       </w:r>
     </w:p>
     <w:sectPr>
-      <w:headerReference w:type="even" r:id="rId2"/>
-      <w:headerReference w:type="default" r:id="rId3"/>
-      <w:headerReference w:type="first" r:id="rId4"/>
-      <w:footerReference w:type="even" r:id="rId5"/>
-      <w:footerReference w:type="default" r:id="rId6"/>
-      <w:footerReference w:type="first" r:id="rId7"/>
+      <w:headerReference w:type="even" r:id="rId4"/>
+      <w:headerReference w:type="default" r:id="rId5"/>
+      <w:headerReference w:type="first" r:id="rId6"/>
+      <w:footerReference w:type="even" r:id="rId7"/>
+      <w:footerReference w:type="default" r:id="rId8"/>
+      <w:footerReference w:type="first" r:id="rId9"/>
       <w:type w:val="oddPage"/>
       <w:pgSz w:w="12240" w:h="15840"/>
       <w:pgMar w:left="1080" w:right="1080" w:gutter="0" w:header="720" w:top="1003" w:footer="520" w:bottom="803"/>
@@ -2822,7 +2969,7 @@
         <w:rStyle w:val="Pagenumber"/>
         <w:rFonts w:cs="Arial" w:ascii="Arial" w:hAnsi="Arial"/>
       </w:rPr>
-      <w:t>1</w:t>
+      <w:t>2</w:t>
     </w:r>
     <w:r>
       <w:rPr>
@@ -2934,7 +3081,7 @@
       <w:rPr>
         <w:rStyle w:val="Pagenumber"/>
       </w:rPr>
-      <w:t>1</w:t>
+      <w:t>2</w:t>
     </w:r>
     <w:r>
       <w:rPr>
@@ -3045,7 +3192,7 @@
         <w:rStyle w:val="Pagenumber"/>
         <w:rFonts w:cs="Arial" w:ascii="Arial" w:hAnsi="Arial"/>
       </w:rPr>
-      <w:t>1</w:t>
+      <w:t>2</w:t>
     </w:r>
     <w:r>
       <w:rPr>
@@ -3072,7 +3219,7 @@
         <wp:inline distT="0" distB="0" distL="0" distR="0">
           <wp:extent cx="6053455" cy="733425"/>
           <wp:effectExtent l="0" t="0" r="0" b="0"/>
-          <wp:docPr id="1" name="Imagen 5 Copia 1 Copia 1 Copia 1 Copia 1 Copia 1 Copia 1 Copia 1 Copia 1 Copia 1 Copia 1 Copia 1 Copia 1" descr="cid:image004.jpg@01D74E57.C4EA2700"/>
+          <wp:docPr id="3" name="Imagen 5 Copia 1 Copia 1 Copia 1 Copia 1 Copia 1 Copia 1 Copia 1 Copia 1 Copia 1 Copia 1 Copia 1 Copia 1 Copia 1" descr="cid:image004.jpg@01D74E57.C4EA2700"/>
           <wp:cNvGraphicFramePr>
             <a:graphicFrameLocks xmlns:a="http://schemas.openxmlformats.org/drawingml/2006/main" noChangeAspect="1"/>
           </wp:cNvGraphicFramePr>
@@ -3080,7 +3227,7 @@
             <a:graphicData uri="http://schemas.openxmlformats.org/drawingml/2006/picture">
               <pic:pic xmlns:pic="http://schemas.openxmlformats.org/drawingml/2006/picture">
                 <pic:nvPicPr>
-                  <pic:cNvPr id="1" name="Imagen 5 Copia 1 Copia 1 Copia 1 Copia 1 Copia 1 Copia 1 Copia 1 Copia 1 Copia 1 Copia 1 Copia 1 Copia 1" descr="cid:image004.jpg@01D74E57.C4EA2700"/>
+                  <pic:cNvPr id="3" name="Imagen 5 Copia 1 Copia 1 Copia 1 Copia 1 Copia 1 Copia 1 Copia 1 Copia 1 Copia 1 Copia 1 Copia 1 Copia 1 Copia 1" descr="cid:image004.jpg@01D74E57.C4EA2700"/>
                   <pic:cNvPicPr>
                     <a:picLocks noChangeAspect="1" noChangeArrowheads="1"/>
                   </pic:cNvPicPr>
@@ -3124,7 +3271,7 @@
         <wp:inline distT="0" distB="0" distL="0" distR="0">
           <wp:extent cx="6053455" cy="733425"/>
           <wp:effectExtent l="0" t="0" r="0" b="0"/>
-          <wp:docPr id="2" name="Imagen 6 Copia 1 Copia 1 Copia 1 Copia 1 Copia 1 Copia 1 Copia 1 Copia 1 Copia 1 Copia 1 Copia 1 Copia 1" descr="cid:image004.jpg@01D74E57.C4EA2700"/>
+          <wp:docPr id="4" name="Imagen 6 Copia 1 Copia 1 Copia 1 Copia 1 Copia 1 Copia 1 Copia 1 Copia 1 Copia 1 Copia 1 Copia 1 Copia 1 Copia 1" descr="cid:image004.jpg@01D74E57.C4EA2700"/>
           <wp:cNvGraphicFramePr>
             <a:graphicFrameLocks xmlns:a="http://schemas.openxmlformats.org/drawingml/2006/main" noChangeAspect="1"/>
           </wp:cNvGraphicFramePr>
@@ -3132,7 +3279,7 @@
             <a:graphicData uri="http://schemas.openxmlformats.org/drawingml/2006/picture">
               <pic:pic xmlns:pic="http://schemas.openxmlformats.org/drawingml/2006/picture">
                 <pic:nvPicPr>
-                  <pic:cNvPr id="2" name="Imagen 6 Copia 1 Copia 1 Copia 1 Copia 1 Copia 1 Copia 1 Copia 1 Copia 1 Copia 1 Copia 1 Copia 1 Copia 1" descr="cid:image004.jpg@01D74E57.C4EA2700"/>
+                  <pic:cNvPr id="4" name="Imagen 6 Copia 1 Copia 1 Copia 1 Copia 1 Copia 1 Copia 1 Copia 1 Copia 1 Copia 1 Copia 1 Copia 1 Copia 1 Copia 1" descr="cid:image004.jpg@01D74E57.C4EA2700"/>
                   <pic:cNvPicPr>
                     <a:picLocks noChangeAspect="1" noChangeArrowheads="1"/>
                   </pic:cNvPicPr>
@@ -3182,7 +3329,7 @@
         <wp:inline distT="0" distB="0" distL="0" distR="0">
           <wp:extent cx="3619500" cy="732790"/>
           <wp:effectExtent l="0" t="0" r="0" b="0"/>
-          <wp:docPr id="3" name="Imagen 4 Copia 1 Copia 1 Copia 1 Copia 1 Copia 1 Copia 1 Copia 1 Copia 1 Copia 1 Copia 1 Copia 1 Copia 1" descr="cid:image004.jpg@01D74E57.C4EA2700"/>
+          <wp:docPr id="5" name="Imagen 4 Copia 1 Copia 1 Copia 1 Copia 1 Copia 1 Copia 1 Copia 1 Copia 1 Copia 1 Copia 1 Copia 1 Copia 1 Copia 1" descr="cid:image004.jpg@01D74E57.C4EA2700"/>
           <wp:cNvGraphicFramePr>
             <a:graphicFrameLocks xmlns:a="http://schemas.openxmlformats.org/drawingml/2006/main" noChangeAspect="1"/>
           </wp:cNvGraphicFramePr>
@@ -3190,7 +3337,7 @@
             <a:graphicData uri="http://schemas.openxmlformats.org/drawingml/2006/picture">
               <pic:pic xmlns:pic="http://schemas.openxmlformats.org/drawingml/2006/picture">
                 <pic:nvPicPr>
-                  <pic:cNvPr id="3" name="Imagen 4 Copia 1 Copia 1 Copia 1 Copia 1 Copia 1 Copia 1 Copia 1 Copia 1 Copia 1 Copia 1 Copia 1 Copia 1" descr="cid:image004.jpg@01D74E57.C4EA2700"/>
+                  <pic:cNvPr id="5" name="Imagen 4 Copia 1 Copia 1 Copia 1 Copia 1 Copia 1 Copia 1 Copia 1 Copia 1 Copia 1 Copia 1 Copia 1 Copia 1 Copia 1" descr="cid:image004.jpg@01D74E57.C4EA2700"/>
                   <pic:cNvPicPr>
                     <a:picLocks noChangeAspect="1" noChangeArrowheads="1"/>
                   </pic:cNvPicPr>
@@ -3229,7 +3376,7 @@
         <wp:inline distT="0" distB="0" distL="0" distR="0">
           <wp:extent cx="2434590" cy="733425"/>
           <wp:effectExtent l="0" t="0" r="0" b="0"/>
-          <wp:docPr id="4" name="Imagen 3 Copia 1 Copia 1 Copia 1 Copia 1 Copia 1 Copia 1 Copia 1 Copia 1 Copia 1 Copia 1 Copia 1 Copia 1" descr="cid:image004.jpg@01D74E57.C4EA2700"/>
+          <wp:docPr id="6" name="Imagen 3 Copia 1 Copia 1 Copia 1 Copia 1 Copia 1 Copia 1 Copia 1 Copia 1 Copia 1 Copia 1 Copia 1 Copia 1 Copia 1" descr="cid:image004.jpg@01D74E57.C4EA2700"/>
           <wp:cNvGraphicFramePr>
             <a:graphicFrameLocks xmlns:a="http://schemas.openxmlformats.org/drawingml/2006/main" noChangeAspect="1"/>
           </wp:cNvGraphicFramePr>
@@ -3237,7 +3384,7 @@
             <a:graphicData uri="http://schemas.openxmlformats.org/drawingml/2006/picture">
               <pic:pic xmlns:pic="http://schemas.openxmlformats.org/drawingml/2006/picture">
                 <pic:nvPicPr>
-                  <pic:cNvPr id="4" name="Imagen 3 Copia 1 Copia 1 Copia 1 Copia 1 Copia 1 Copia 1 Copia 1 Copia 1 Copia 1 Copia 1 Copia 1 Copia 1" descr="cid:image004.jpg@01D74E57.C4EA2700"/>
+                  <pic:cNvPr id="6" name="Imagen 3 Copia 1 Copia 1 Copia 1 Copia 1 Copia 1 Copia 1 Copia 1 Copia 1 Copia 1 Copia 1 Copia 1 Copia 1 Copia 1" descr="cid:image004.jpg@01D74E57.C4EA2700"/>
                   <pic:cNvPicPr>
                     <a:picLocks noChangeAspect="1" noChangeArrowheads="1"/>
                   </pic:cNvPicPr>
@@ -4271,7 +4418,7 @@
     <w:pPr>
       <w:widowControl/>
       <w:suppressAutoHyphens w:val="true"/>
-      <w:overflowPunct w:val="false"/>
+      <w:overflowPunct w:val="true"/>
       <w:bidi w:val="0"/>
       <w:spacing w:before="0" w:after="240"/>
       <w:jc w:val="left"/>
@@ -5059,7 +5206,7 @@
     <w:pPr>
       <w:widowControl/>
       <w:suppressAutoHyphens w:val="true"/>
-      <w:overflowPunct w:val="false"/>
+      <w:overflowPunct w:val="true"/>
       <w:bidi w:val="0"/>
       <w:spacing w:before="0" w:after="0"/>
       <w:jc w:val="left"/>
@@ -5103,7 +5250,7 @@
     <w:basedOn w:val="BodyText"/>
     <w:rsid w:val="00564fc5"/>
     <w:pPr>
-      <w:overflowPunct w:val="true"/>
+      <w:overflowPunct w:val="false"/>
       <w:spacing w:lineRule="atLeast" w:line="240" w:before="0" w:after="240"/>
       <w:ind w:firstLine="360" w:left="360"/>
       <w:jc w:val="both"/>
@@ -5120,7 +5267,7 @@
     <w:qFormat/>
     <w:rsid w:val="00564fc5"/>
     <w:pPr>
-      <w:overflowPunct w:val="true"/>
+      <w:overflowPunct w:val="false"/>
       <w:spacing w:before="60" w:after="60"/>
       <w:textAlignment w:val="auto"/>
     </w:pPr>
@@ -5197,7 +5344,7 @@
     <w:qFormat/>
     <w:rsid w:val="00d26b1b"/>
     <w:pPr>
-      <w:overflowPunct w:val="true"/>
+      <w:overflowPunct w:val="false"/>
       <w:spacing w:lineRule="auto" w:line="360" w:before="120" w:after="120"/>
       <w:jc w:val="both"/>
       <w:textAlignment w:val="auto"/>
@@ -5215,7 +5362,7 @@
     <w:qFormat/>
     <w:rsid w:val="00fa608a"/>
     <w:pPr>
-      <w:overflowPunct w:val="true"/>
+      <w:overflowPunct w:val="false"/>
       <w:spacing w:lineRule="auto" w:line="276" w:before="0" w:after="0"/>
       <w:ind w:left="720"/>
       <w:contextualSpacing/>
